--- a/subjects/9701 skeleton.docx
+++ b/subjects/9701 skeleton.docx
@@ -1553,7 +1553,7 @@
         <w:pStyle w:val="Heading1"/>
       </w:pPr>
       <w:r>
-        <w:t xml:space="preserve">28.2 General characteristic chemical properties of the first row of transition elements, titanium to copper</w:t>
+        <w:t xml:space="preserve">28.2 General characteristic chemical properties of the first set of transition elements, titanium to copper</w:t>
       </w:r>
     </w:p>
     <w:p>
@@ -1595,7 +1595,7 @@
         <w:pStyle w:val="Heading1"/>
       </w:pPr>
       <w:r>
-        <w:t xml:space="preserve">28.5 Stability constants, K stab</w:t>
+        <w:t xml:space="preserve">28.5 Stability constants, Kstab</w:t>
       </w:r>
     </w:p>
     <w:p>
@@ -1675,7 +1675,7 @@
         <w:pStyle w:val="Heading1"/>
       </w:pPr>
       <w:r>
-        <w:t xml:space="preserve">29.4 Optical isomerism</w:t>
+        <w:t xml:space="preserve">29.4 Isomerism: optical</w:t>
       </w:r>
     </w:p>
     <w:p>

--- a/subjects/9701 skeleton.docx
+++ b/subjects/9701 skeleton.docx
@@ -27,12 +27,6 @@
       </w:r>
     </w:p>
     <w:p>
-      <w:pPr/>
-      <w:r>
-        <w:t xml:space="preserve">Covers learning outcomes 1.1.1, 1.1.2, 1.1.3, 1.1.4, 1.1.5, 1.1.6, 1.1.7</w:t>
-      </w:r>
-    </w:p>
-    <w:p>
       <w:pPr>
         <w:pStyle w:val="Heading1"/>
       </w:pPr>
@@ -41,12 +35,6 @@
       </w:r>
     </w:p>
     <w:p>
-      <w:pPr/>
-      <w:r>
-        <w:t xml:space="preserve">Covers learning outcomes 1.2.1, 1.2.2, 1.2.3, 1.2.4</w:t>
-      </w:r>
-    </w:p>
-    <w:p>
       <w:pPr>
         <w:pStyle w:val="Heading1"/>
       </w:pPr>
@@ -55,12 +43,6 @@
       </w:r>
     </w:p>
     <w:p>
-      <w:pPr/>
-      <w:r>
-        <w:t xml:space="preserve">Covers learning outcomes 1.3.1, 1.3.2, 1.3.3, 1.3.4, 1.3.5, 1.3.6, 1.3.7, 1.3.8, 1.3.9</w:t>
-      </w:r>
-    </w:p>
-    <w:p>
       <w:pPr>
         <w:pStyle w:val="Heading1"/>
       </w:pPr>
@@ -69,12 +51,6 @@
       </w:r>
     </w:p>
     <w:p>
-      <w:pPr/>
-      <w:r>
-        <w:t xml:space="preserve">Covers learning outcomes 1.4.1, 1.4.2, 1.4.3, 1.4.4, 1.4.5, 1.4.6, 1.4.7, 1.4.8</w:t>
-      </w:r>
-    </w:p>
-    <w:p>
       <w:pPr>
         <w:pStyle w:val="Heading1"/>
       </w:pPr>
@@ -107,12 +83,6 @@
       </w:r>
     </w:p>
     <w:p>
-      <w:pPr/>
-      <w:r>
-        <w:t xml:space="preserve">Covers learning outcomes 2.1.1, 2.1.2</w:t>
-      </w:r>
-    </w:p>
-    <w:p>
       <w:pPr>
         <w:pStyle w:val="Heading1"/>
       </w:pPr>
@@ -121,12 +91,6 @@
       </w:r>
     </w:p>
     <w:p>
-      <w:pPr/>
-      <w:r>
-        <w:t xml:space="preserve">Covers learning outcomes 2.2.1</w:t>
-      </w:r>
-    </w:p>
-    <w:p>
       <w:pPr>
         <w:pStyle w:val="Heading1"/>
       </w:pPr>
@@ -135,12 +99,6 @@
       </w:r>
     </w:p>
     <w:p>
-      <w:pPr/>
-      <w:r>
-        <w:t xml:space="preserve">Covers learning outcomes 2.3.1, 2.3.2, 2.3.3, 2.3.4, 2.3.5</w:t>
-      </w:r>
-    </w:p>
-    <w:p>
       <w:pPr>
         <w:pStyle w:val="Heading1"/>
       </w:pPr>
@@ -149,12 +107,6 @@
       </w:r>
     </w:p>
     <w:p>
-      <w:pPr/>
-      <w:r>
-        <w:t xml:space="preserve">Covers learning outcomes 2.4.1</w:t>
-      </w:r>
-    </w:p>
-    <w:p>
       <w:pPr>
         <w:pStyle w:val="Heading1"/>
       </w:pPr>
@@ -187,12 +139,6 @@
       </w:r>
     </w:p>
     <w:p>
-      <w:pPr/>
-      <w:r>
-        <w:t xml:space="preserve">Covers learning outcomes 3.1.1, 3.1.2, 3.1.3, 3.1.4</w:t>
-      </w:r>
-    </w:p>
-    <w:p>
       <w:pPr>
         <w:pStyle w:val="Heading1"/>
       </w:pPr>
@@ -201,12 +147,6 @@
       </w:r>
     </w:p>
     <w:p>
-      <w:pPr/>
-      <w:r>
-        <w:t xml:space="preserve">Covers learning outcomes 3.2.1, 3.2.2</w:t>
-      </w:r>
-    </w:p>
-    <w:p>
       <w:pPr>
         <w:pStyle w:val="Heading1"/>
       </w:pPr>
@@ -215,12 +155,6 @@
       </w:r>
     </w:p>
     <w:p>
-      <w:pPr/>
-      <w:r>
-        <w:t xml:space="preserve">Covers learning outcomes 3.3.1</w:t>
-      </w:r>
-    </w:p>
-    <w:p>
       <w:pPr>
         <w:pStyle w:val="Heading1"/>
       </w:pPr>
@@ -229,12 +163,6 @@
       </w:r>
     </w:p>
     <w:p>
-      <w:pPr/>
-      <w:r>
-        <w:t xml:space="preserve">Covers learning outcomes 3.4.1, 3.4.2, 3.4.3</w:t>
-      </w:r>
-    </w:p>
-    <w:p>
       <w:pPr>
         <w:pStyle w:val="Heading1"/>
       </w:pPr>
@@ -243,12 +171,6 @@
       </w:r>
     </w:p>
     <w:p>
-      <w:pPr/>
-      <w:r>
-        <w:t xml:space="preserve">Covers learning outcomes 3.5.1, 3.5.2</w:t>
-      </w:r>
-    </w:p>
-    <w:p>
       <w:pPr>
         <w:pStyle w:val="Heading1"/>
       </w:pPr>
@@ -257,12 +179,6 @@
       </w:r>
     </w:p>
     <w:p>
-      <w:pPr/>
-      <w:r>
-        <w:t xml:space="preserve">Covers learning outcomes 3.6.1, 3.6.2, 3.6.3, 3.6.4</w:t>
-      </w:r>
-    </w:p>
-    <w:p>
       <w:pPr>
         <w:pStyle w:val="Heading1"/>
       </w:pPr>
@@ -271,12 +187,6 @@
       </w:r>
     </w:p>
     <w:p>
-      <w:pPr/>
-      <w:r>
-        <w:t xml:space="preserve">Covers learning outcomes 3.7.1</w:t>
-      </w:r>
-    </w:p>
-    <w:p>
       <w:pPr>
         <w:pStyle w:val="Heading1"/>
       </w:pPr>
@@ -309,12 +219,6 @@
       </w:r>
     </w:p>
     <w:p>
-      <w:pPr/>
-      <w:r>
-        <w:t xml:space="preserve">Covers learning outcomes 4.1.1, 4.1.2, 4.1.3</w:t>
-      </w:r>
-    </w:p>
-    <w:p>
       <w:pPr>
         <w:pStyle w:val="Heading1"/>
       </w:pPr>
@@ -323,12 +227,6 @@
       </w:r>
     </w:p>
     <w:p>
-      <w:pPr/>
-      <w:r>
-        <w:t xml:space="preserve">Covers learning outcomes 4.2.1, 4.2.2, 4.2.3</w:t>
-      </w:r>
-    </w:p>
-    <w:p>
       <w:pPr>
         <w:pStyle w:val="Heading1"/>
       </w:pPr>
@@ -361,12 +259,6 @@
       </w:r>
     </w:p>
     <w:p>
-      <w:pPr/>
-      <w:r>
-        <w:t xml:space="preserve">Covers learning outcomes 5.1.1, 5.1.2, 5.1.3, 5.1.4, 5.1.5, 5.1.6, 5.1.7</w:t>
-      </w:r>
-    </w:p>
-    <w:p>
       <w:pPr>
         <w:pStyle w:val="Heading1"/>
       </w:pPr>
@@ -375,12 +267,6 @@
       </w:r>
     </w:p>
     <w:p>
-      <w:pPr/>
-      <w:r>
-        <w:t xml:space="preserve">Covers learning outcomes 5.2.1, 5.2.2</w:t>
-      </w:r>
-    </w:p>
-    <w:p>
       <w:pPr>
         <w:pStyle w:val="Heading1"/>
       </w:pPr>
@@ -413,12 +299,6 @@
       </w:r>
     </w:p>
     <w:p>
-      <w:pPr/>
-      <w:r>
-        <w:t xml:space="preserve">Covers learning outcomes 6.1.1, 6.1.2, 6.1.3, 6.1.4, 6.1.5</w:t>
-      </w:r>
-    </w:p>
-    <w:p>
       <w:pPr>
         <w:pStyle w:val="Heading1"/>
       </w:pPr>
@@ -451,12 +331,6 @@
       </w:r>
     </w:p>
     <w:p>
-      <w:pPr/>
-      <w:r>
-        <w:t xml:space="preserve">Covers learning outcomes 7.1.1, 7.1.2, 7.1.3, 7.1.4, 7.1.5, 7.1.6, 7.1.7, 7.1.8, 7.1.9, 7.1.10</w:t>
-      </w:r>
-    </w:p>
-    <w:p>
       <w:pPr>
         <w:pStyle w:val="Heading1"/>
       </w:pPr>
@@ -465,12 +339,6 @@
       </w:r>
     </w:p>
     <w:p>
-      <w:pPr/>
-      <w:r>
-        <w:t xml:space="preserve">Covers learning outcomes 7.2.1, 7.2.2, 7.2.3, 7.2.4, 7.2.5, 7.2.6, 7.2.7, 7.2.8, 7.2.9, 7.2.10</w:t>
-      </w:r>
-    </w:p>
-    <w:p>
       <w:pPr>
         <w:pStyle w:val="Heading1"/>
       </w:pPr>
@@ -503,12 +371,6 @@
       </w:r>
     </w:p>
     <w:p>
-      <w:pPr/>
-      <w:r>
-        <w:t xml:space="preserve">Covers learning outcomes 8.1.1, 8.1.2, 8.1.3</w:t>
-      </w:r>
-    </w:p>
-    <w:p>
       <w:pPr>
         <w:pStyle w:val="Heading1"/>
       </w:pPr>
@@ -517,12 +379,6 @@
       </w:r>
     </w:p>
     <w:p>
-      <w:pPr/>
-      <w:r>
-        <w:t xml:space="preserve">Covers learning outcomes 8.2.1, 8.2.2, 8.2.3</w:t>
-      </w:r>
-    </w:p>
-    <w:p>
       <w:pPr>
         <w:pStyle w:val="Heading1"/>
       </w:pPr>
@@ -531,12 +387,6 @@
       </w:r>
     </w:p>
     <w:p>
-      <w:pPr/>
-      <w:r>
-        <w:t xml:space="preserve">Covers learning outcomes 8.3.1</w:t>
-      </w:r>
-    </w:p>
-    <w:p>
       <w:pPr>
         <w:pStyle w:val="Heading1"/>
       </w:pPr>
@@ -569,12 +419,6 @@
       </w:r>
     </w:p>
     <w:p>
-      <w:pPr/>
-      <w:r>
-        <w:t xml:space="preserve">Covers learning outcomes 9.1.1, 9.1.2</w:t>
-      </w:r>
-    </w:p>
-    <w:p>
       <w:pPr>
         <w:pStyle w:val="Heading1"/>
       </w:pPr>
@@ -583,12 +427,6 @@
       </w:r>
     </w:p>
     <w:p>
-      <w:pPr/>
-      <w:r>
-        <w:t xml:space="preserve">Covers learning outcomes 9.2.1, 9.2.2, 9.2.3, 9.2.4, 9.2.5, 9.2.6, 9.2.7</w:t>
-      </w:r>
-    </w:p>
-    <w:p>
       <w:pPr>
         <w:pStyle w:val="Heading1"/>
       </w:pPr>
@@ -597,12 +435,6 @@
       </w:r>
     </w:p>
     <w:p>
-      <w:pPr/>
-      <w:r>
-        <w:t xml:space="preserve">Covers learning outcomes 9.3.1, 9.3.2</w:t>
-      </w:r>
-    </w:p>
-    <w:p>
       <w:pPr>
         <w:pStyle w:val="Heading1"/>
       </w:pPr>
@@ -635,12 +467,6 @@
       </w:r>
     </w:p>
     <w:p>
-      <w:pPr/>
-      <w:r>
-        <w:t xml:space="preserve">Covers learning outcomes 10.1.1, 10.1.2, 10.1.3, 10.1.4, 10.1.5</w:t>
-      </w:r>
-    </w:p>
-    <w:p>
       <w:pPr>
         <w:pStyle w:val="Heading1"/>
       </w:pPr>
@@ -673,12 +499,6 @@
       </w:r>
     </w:p>
     <w:p>
-      <w:pPr/>
-      <w:r>
-        <w:t xml:space="preserve">Covers learning outcomes 11.1.1, 11.1.2, 11.1.3</w:t>
-      </w:r>
-    </w:p>
-    <w:p>
       <w:pPr>
         <w:pStyle w:val="Heading1"/>
       </w:pPr>
@@ -687,12 +507,6 @@
       </w:r>
     </w:p>
     <w:p>
-      <w:pPr/>
-      <w:r>
-        <w:t xml:space="preserve">Covers learning outcomes 11.2.1, 11.2.2, 11.2.3</w:t>
-      </w:r>
-    </w:p>
-    <w:p>
       <w:pPr>
         <w:pStyle w:val="Heading1"/>
       </w:pPr>
@@ -701,12 +515,6 @@
       </w:r>
     </w:p>
     <w:p>
-      <w:pPr/>
-      <w:r>
-        <w:t xml:space="preserve">Covers learning outcomes 11.3.1, 11.3.2</w:t>
-      </w:r>
-    </w:p>
-    <w:p>
       <w:pPr>
         <w:pStyle w:val="Heading1"/>
       </w:pPr>
@@ -715,12 +523,6 @@
       </w:r>
     </w:p>
     <w:p>
-      <w:pPr/>
-      <w:r>
-        <w:t xml:space="preserve">Covers learning outcomes 11.4.1, 11.4.2</w:t>
-      </w:r>
-    </w:p>
-    <w:p>
       <w:pPr>
         <w:pStyle w:val="Heading1"/>
       </w:pPr>
@@ -753,12 +555,6 @@
       </w:r>
     </w:p>
     <w:p>
-      <w:pPr/>
-      <w:r>
-        <w:t xml:space="preserve">Covers learning outcomes 12.1.1, 12.1.2, 12.1.3, 12.1.4, 12.1.5</w:t>
-      </w:r>
-    </w:p>
-    <w:p>
       <w:pPr>
         <w:pStyle w:val="Heading1"/>
       </w:pPr>
@@ -791,12 +587,6 @@
       </w:r>
     </w:p>
     <w:p>
-      <w:pPr/>
-      <w:r>
-        <w:t xml:space="preserve">Covers learning outcomes 13.1.1, 13.1.2, 13.1.3, 13.1.4, 13.1.5, 13.1.6</w:t>
-      </w:r>
-    </w:p>
-    <w:p>
       <w:pPr>
         <w:pStyle w:val="Heading1"/>
       </w:pPr>
@@ -805,12 +595,6 @@
       </w:r>
     </w:p>
     <w:p>
-      <w:pPr/>
-      <w:r>
-        <w:t xml:space="preserve">Covers learning outcomes 13.2.1, 13.2.2</w:t>
-      </w:r>
-    </w:p>
-    <w:p>
       <w:pPr>
         <w:pStyle w:val="Heading1"/>
       </w:pPr>
@@ -819,12 +603,6 @@
       </w:r>
     </w:p>
     <w:p>
-      <w:pPr/>
-      <w:r>
-        <w:t xml:space="preserve">Covers learning outcomes 13.3.1, 13.3.2, 13.3.3, 13.3.4</w:t>
-      </w:r>
-    </w:p>
-    <w:p>
       <w:pPr>
         <w:pStyle w:val="Heading1"/>
       </w:pPr>
@@ -833,12 +611,6 @@
       </w:r>
     </w:p>
     <w:p>
-      <w:pPr/>
-      <w:r>
-        <w:t xml:space="preserve">Covers learning outcomes 13.4.1, 13.4.2, 13.4.3, 13.4.4, 13.4.5, 13.4.6</w:t>
-      </w:r>
-    </w:p>
-    <w:p>
       <w:pPr>
         <w:pStyle w:val="Heading1"/>
       </w:pPr>
@@ -871,12 +643,6 @@
       </w:r>
     </w:p>
     <w:p>
-      <w:pPr/>
-      <w:r>
-        <w:t xml:space="preserve">Covers learning outcomes 14.1.1, 14.1.2, 14.1.3, 14.1.4, 14.1.5, 14.1.6</w:t>
-      </w:r>
-    </w:p>
-    <w:p>
       <w:pPr>
         <w:pStyle w:val="Heading1"/>
       </w:pPr>
@@ -885,12 +651,6 @@
       </w:r>
     </w:p>
     <w:p>
-      <w:pPr/>
-      <w:r>
-        <w:t xml:space="preserve">Covers learning outcomes 14.2.1, 14.2.2, 14.2.3, 14.2.4, 14.2.5</w:t>
-      </w:r>
-    </w:p>
-    <w:p>
       <w:pPr>
         <w:pStyle w:val="Heading1"/>
       </w:pPr>
@@ -923,12 +683,6 @@
       </w:r>
     </w:p>
     <w:p>
-      <w:pPr/>
-      <w:r>
-        <w:t xml:space="preserve">Covers learning outcomes 15.1.1, 15.1.2, 15.1.3, 15.1.4, 15.1.5, 15.1.6, 15.1.7</w:t>
-      </w:r>
-    </w:p>
-    <w:p>
       <w:pPr>
         <w:pStyle w:val="Heading1"/>
       </w:pPr>
@@ -961,12 +715,6 @@
       </w:r>
     </w:p>
     <w:p>
-      <w:pPr/>
-      <w:r>
-        <w:t xml:space="preserve">Covers learning outcomes 16.1.1, 16.1.2, 16.1.3, 16.1.4, 16.1.5</w:t>
-      </w:r>
-    </w:p>
-    <w:p>
       <w:pPr>
         <w:pStyle w:val="Heading1"/>
       </w:pPr>
@@ -999,12 +747,6 @@
       </w:r>
     </w:p>
     <w:p>
-      <w:pPr/>
-      <w:r>
-        <w:t xml:space="preserve">Covers learning outcomes 17.1.1, 17.1.2, 17.1.3, 17.1.4, 17.1.5, 17.1.6</w:t>
-      </w:r>
-    </w:p>
-    <w:p>
       <w:pPr>
         <w:pStyle w:val="Heading1"/>
       </w:pPr>
@@ -1037,12 +779,6 @@
       </w:r>
     </w:p>
     <w:p>
-      <w:pPr/>
-      <w:r>
-        <w:t xml:space="preserve">Covers learning outcomes 18.1.1, 18.1.2</w:t>
-      </w:r>
-    </w:p>
-    <w:p>
       <w:pPr>
         <w:pStyle w:val="Heading1"/>
       </w:pPr>
@@ -1051,12 +787,6 @@
       </w:r>
     </w:p>
     <w:p>
-      <w:pPr/>
-      <w:r>
-        <w:t xml:space="preserve">Covers learning outcomes 18.2.1, 18.2.2</w:t>
-      </w:r>
-    </w:p>
-    <w:p>
       <w:pPr>
         <w:pStyle w:val="Heading1"/>
       </w:pPr>
@@ -1089,12 +819,6 @@
       </w:r>
     </w:p>
     <w:p>
-      <w:pPr/>
-      <w:r>
-        <w:t xml:space="preserve">Covers learning outcomes 19.1.1</w:t>
-      </w:r>
-    </w:p>
-    <w:p>
       <w:pPr>
         <w:pStyle w:val="Heading1"/>
       </w:pPr>
@@ -1103,12 +827,6 @@
       </w:r>
     </w:p>
     <w:p>
-      <w:pPr/>
-      <w:r>
-        <w:t xml:space="preserve">Covers learning outcomes 19.2.1, 19.2.2, 19.2.3</w:t>
-      </w:r>
-    </w:p>
-    <w:p>
       <w:pPr>
         <w:pStyle w:val="Heading1"/>
       </w:pPr>
@@ -1141,12 +859,6 @@
       </w:r>
     </w:p>
     <w:p>
-      <w:pPr/>
-      <w:r>
-        <w:t xml:space="preserve">Covers learning outcomes 20.1.1, 20.1.2, 20.1.3, 20.1.4</w:t>
-      </w:r>
-    </w:p>
-    <w:p>
       <w:pPr>
         <w:pStyle w:val="Heading1"/>
       </w:pPr>
@@ -1179,12 +891,6 @@
       </w:r>
     </w:p>
     <w:p>
-      <w:pPr/>
-      <w:r>
-        <w:t xml:space="preserve">Covers learning outcomes 21.1.1, 21.1.2, 21.1.3</w:t>
-      </w:r>
-    </w:p>
-    <w:p>
       <w:pPr>
         <w:pStyle w:val="Heading1"/>
       </w:pPr>
@@ -1217,12 +923,6 @@
       </w:r>
     </w:p>
     <w:p>
-      <w:pPr/>
-      <w:r>
-        <w:t xml:space="preserve">Covers learning outcomes 22.1.1</w:t>
-      </w:r>
-    </w:p>
-    <w:p>
       <w:pPr>
         <w:pStyle w:val="Heading1"/>
       </w:pPr>
@@ -1231,12 +931,6 @@
       </w:r>
     </w:p>
     <w:p>
-      <w:pPr/>
-      <w:r>
-        <w:t xml:space="preserve">Covers learning outcomes 22.2.1, 22.2.2, 22.2.3, 22.2.4, 22.2.5, 22.2.6</w:t>
-      </w:r>
-    </w:p>
-    <w:p>
       <w:pPr>
         <w:pStyle w:val="Heading1"/>
       </w:pPr>
@@ -1269,12 +963,6 @@
       </w:r>
     </w:p>
     <w:p>
-      <w:pPr/>
-      <w:r>
-        <w:t xml:space="preserve">Covers learning outcomes 23.1.1, 23.1.2, 23.1.3, 23.1.4, 23.1.5</w:t>
-      </w:r>
-    </w:p>
-    <w:p>
       <w:pPr>
         <w:pStyle w:val="Heading1"/>
       </w:pPr>
@@ -1283,12 +971,6 @@
       </w:r>
     </w:p>
     <w:p>
-      <w:pPr/>
-      <w:r>
-        <w:t xml:space="preserve">Covers learning outcomes 23.2.1, 23.2.2, 23.2.3, 23.2.4</w:t>
-      </w:r>
-    </w:p>
-    <w:p>
       <w:pPr>
         <w:pStyle w:val="Heading1"/>
       </w:pPr>
@@ -1297,12 +979,6 @@
       </w:r>
     </w:p>
     <w:p>
-      <w:pPr/>
-      <w:r>
-        <w:t xml:space="preserve">Covers learning outcomes 23.3.1, 23.3.2, 23.3.3</w:t>
-      </w:r>
-    </w:p>
-    <w:p>
       <w:pPr>
         <w:pStyle w:val="Heading1"/>
       </w:pPr>
@@ -1311,12 +987,6 @@
       </w:r>
     </w:p>
     <w:p>
-      <w:pPr/>
-      <w:r>
-        <w:t xml:space="preserve">Covers learning outcomes 23.4.1, 23.4.2, 23.4.3, 23.4.4</w:t>
-      </w:r>
-    </w:p>
-    <w:p>
       <w:pPr>
         <w:pStyle w:val="Heading1"/>
       </w:pPr>
@@ -1349,12 +1019,6 @@
       </w:r>
     </w:p>
     <w:p>
-      <w:pPr/>
-      <w:r>
-        <w:t xml:space="preserve">Covers learning outcomes 24.1.1, 24.1.2, 24.1.3, 24.1.4</w:t>
-      </w:r>
-    </w:p>
-    <w:p>
       <w:pPr>
         <w:pStyle w:val="Heading1"/>
       </w:pPr>
@@ -1363,12 +1027,6 @@
       </w:r>
     </w:p>
     <w:p>
-      <w:pPr/>
-      <w:r>
-        <w:t xml:space="preserve">Covers learning outcomes 24.2.1, 24.2.2, 24.2.3, 24.2.4, 24.2.5, 24.2.6, 24.2.7, 24.2.8, 24.2.9, 24.2.10</w:t>
-      </w:r>
-    </w:p>
-    <w:p>
       <w:pPr>
         <w:pStyle w:val="Heading1"/>
       </w:pPr>
@@ -1401,12 +1059,6 @@
       </w:r>
     </w:p>
     <w:p>
-      <w:pPr/>
-      <w:r>
-        <w:t xml:space="preserve">Covers learning outcomes 25.1.1, 25.1.2, 25.1.3, 25.1.4, 25.1.5, 25.1.6, 25.1.7, 25.1.8, 25.1.9, 25.1.10</w:t>
-      </w:r>
-    </w:p>
-    <w:p>
       <w:pPr>
         <w:pStyle w:val="Heading1"/>
       </w:pPr>
@@ -1415,12 +1067,6 @@
       </w:r>
     </w:p>
     <w:p>
-      <w:pPr/>
-      <w:r>
-        <w:t xml:space="preserve">Covers learning outcomes 25.2.1, 25.2.2, 25.2.3</w:t>
-      </w:r>
-    </w:p>
-    <w:p>
       <w:pPr>
         <w:pStyle w:val="Heading1"/>
       </w:pPr>
@@ -1453,12 +1099,6 @@
       </w:r>
     </w:p>
     <w:p>
-      <w:pPr/>
-      <w:r>
-        <w:t xml:space="preserve">Covers learning outcomes 26.1.1, 26.1.2, 26.1.3, 26.1.4, 26.1.5, 26.1.6</w:t>
-      </w:r>
-    </w:p>
-    <w:p>
       <w:pPr>
         <w:pStyle w:val="Heading1"/>
       </w:pPr>
@@ -1467,12 +1107,6 @@
       </w:r>
     </w:p>
     <w:p>
-      <w:pPr/>
-      <w:r>
-        <w:t xml:space="preserve">Covers learning outcomes 26.2.1, 26.2.2, 26.2.3</w:t>
-      </w:r>
-    </w:p>
-    <w:p>
       <w:pPr>
         <w:pStyle w:val="Heading1"/>
       </w:pPr>
@@ -1505,12 +1139,6 @@
       </w:r>
     </w:p>
     <w:p>
-      <w:pPr/>
-      <w:r>
-        <w:t xml:space="preserve">Covers learning outcomes 27.1.1, 27.1.2</w:t>
-      </w:r>
-    </w:p>
-    <w:p>
       <w:pPr>
         <w:pStyle w:val="Heading1"/>
       </w:pPr>
@@ -1543,12 +1171,6 @@
       </w:r>
     </w:p>
     <w:p>
-      <w:pPr/>
-      <w:r>
-        <w:t xml:space="preserve">Covers learning outcomes 28.1.1, 28.1.2, 28.1.3, 28.1.4, 28.1.5, 28.1.6</w:t>
-      </w:r>
-    </w:p>
-    <w:p>
       <w:pPr>
         <w:pStyle w:val="Heading1"/>
       </w:pPr>
@@ -1557,12 +1179,6 @@
       </w:r>
     </w:p>
     <w:p>
-      <w:pPr/>
-      <w:r>
-        <w:t xml:space="preserve">Covers learning outcomes 28.2.1, 28.2.2, 28.2.3, 28.2.4, 28.2.5, 28.2.6, 28.2.7, 28.2.8, 28.2.9, 28.2.10</w:t>
-      </w:r>
-    </w:p>
-    <w:p>
       <w:pPr>
         <w:pStyle w:val="Heading1"/>
       </w:pPr>
@@ -1571,12 +1187,6 @@
       </w:r>
     </w:p>
     <w:p>
-      <w:pPr/>
-      <w:r>
-        <w:t xml:space="preserve">Covers learning outcomes 28.3.1, 28.3.2, 28.3.3, 28.3.4, 28.3.5</w:t>
-      </w:r>
-    </w:p>
-    <w:p>
       <w:pPr>
         <w:pStyle w:val="Heading1"/>
       </w:pPr>
@@ -1585,12 +1195,6 @@
       </w:r>
     </w:p>
     <w:p>
-      <w:pPr/>
-      <w:r>
-        <w:t xml:space="preserve">Covers learning outcomes 28.4.1, 28.4.2</w:t>
-      </w:r>
-    </w:p>
-    <w:p>
       <w:pPr>
         <w:pStyle w:val="Heading1"/>
       </w:pPr>
@@ -1599,12 +1203,6 @@
       </w:r>
     </w:p>
     <w:p>
-      <w:pPr/>
-      <w:r>
-        <w:t xml:space="preserve">Covers learning outcomes 28.5.1, 28.5.2, 28.5.3, 28.5.4</w:t>
-      </w:r>
-    </w:p>
-    <w:p>
       <w:pPr>
         <w:pStyle w:val="Heading1"/>
       </w:pPr>
@@ -1637,12 +1235,6 @@
       </w:r>
     </w:p>
     <w:p>
-      <w:pPr/>
-      <w:r>
-        <w:t xml:space="preserve">Covers learning outcomes 29.1.1, 29.1.2, 29.1.3, 29.1.4</w:t>
-      </w:r>
-    </w:p>
-    <w:p>
       <w:pPr>
         <w:pStyle w:val="Heading1"/>
       </w:pPr>
@@ -1651,12 +1243,6 @@
       </w:r>
     </w:p>
     <w:p>
-      <w:pPr/>
-      <w:r>
-        <w:t xml:space="preserve">Covers learning outcomes 29.2.1</w:t>
-      </w:r>
-    </w:p>
-    <w:p>
       <w:pPr>
         <w:pStyle w:val="Heading1"/>
       </w:pPr>
@@ -1665,12 +1251,6 @@
       </w:r>
     </w:p>
     <w:p>
-      <w:pPr/>
-      <w:r>
-        <w:t xml:space="preserve">Covers learning outcomes 29.3.1</w:t>
-      </w:r>
-    </w:p>
-    <w:p>
       <w:pPr>
         <w:pStyle w:val="Heading1"/>
       </w:pPr>
@@ -1679,12 +1259,6 @@
       </w:r>
     </w:p>
     <w:p>
-      <w:pPr/>
-      <w:r>
-        <w:t xml:space="preserve">Covers learning outcomes 29.4.1, 29.4.2, 29.4.3, 29.4.4</w:t>
-      </w:r>
-    </w:p>
-    <w:p>
       <w:pPr>
         <w:pStyle w:val="Heading1"/>
       </w:pPr>
@@ -1717,12 +1291,6 @@
       </w:r>
     </w:p>
     <w:p>
-      <w:pPr/>
-      <w:r>
-        <w:t xml:space="preserve">Covers learning outcomes 30.1.1, 30.1.2, 30.1.3, 30.1.4</w:t>
-      </w:r>
-    </w:p>
-    <w:p>
       <w:pPr>
         <w:pStyle w:val="Heading1"/>
       </w:pPr>
@@ -1755,12 +1323,6 @@
       </w:r>
     </w:p>
     <w:p>
-      <w:pPr/>
-      <w:r>
-        <w:t xml:space="preserve">Covers learning outcomes 31.1.1, 31.1.2</w:t>
-      </w:r>
-    </w:p>
-    <w:p>
       <w:pPr>
         <w:pStyle w:val="Heading1"/>
       </w:pPr>
@@ -1793,12 +1355,6 @@
       </w:r>
     </w:p>
     <w:p>
-      <w:pPr/>
-      <w:r>
-        <w:t xml:space="preserve">Covers learning outcomes 32.1.1</w:t>
-      </w:r>
-    </w:p>
-    <w:p>
       <w:pPr>
         <w:pStyle w:val="Heading1"/>
       </w:pPr>
@@ -1807,12 +1363,6 @@
       </w:r>
     </w:p>
     <w:p>
-      <w:pPr/>
-      <w:r>
-        <w:t xml:space="preserve">Covers learning outcomes 32.2.1, 32.2.2, 32.2.3, 32.2.4, 32.2.5, 32.2.6, 32.2.7</w:t>
-      </w:r>
-    </w:p>
-    <w:p>
       <w:pPr>
         <w:pStyle w:val="Heading1"/>
       </w:pPr>
@@ -1845,12 +1395,6 @@
       </w:r>
     </w:p>
     <w:p>
-      <w:pPr/>
-      <w:r>
-        <w:t xml:space="preserve">Covers learning outcomes 33.1.1, 33.1.2, 33.1.3, 33.1.4, 33.1.5</w:t>
-      </w:r>
-    </w:p>
-    <w:p>
       <w:pPr>
         <w:pStyle w:val="Heading1"/>
       </w:pPr>
@@ -1859,12 +1403,6 @@
       </w:r>
     </w:p>
     <w:p>
-      <w:pPr/>
-      <w:r>
-        <w:t xml:space="preserve">Covers learning outcomes 33.2.1</w:t>
-      </w:r>
-    </w:p>
-    <w:p>
       <w:pPr>
         <w:pStyle w:val="Heading1"/>
       </w:pPr>
@@ -1873,12 +1411,6 @@
       </w:r>
     </w:p>
     <w:p>
-      <w:pPr/>
-      <w:r>
-        <w:t xml:space="preserve">Covers learning outcomes 33.3.1, 33.3.2, 33.3.3, 33.3.4</w:t>
-      </w:r>
-    </w:p>
-    <w:p>
       <w:pPr>
         <w:pStyle w:val="Heading1"/>
       </w:pPr>
@@ -1911,12 +1443,6 @@
       </w:r>
     </w:p>
     <w:p>
-      <w:pPr/>
-      <w:r>
-        <w:t xml:space="preserve">Covers learning outcomes 34.1.1, 34.1.2, 34.1.3</w:t>
-      </w:r>
-    </w:p>
-    <w:p>
       <w:pPr>
         <w:pStyle w:val="Heading1"/>
       </w:pPr>
@@ -1925,12 +1451,6 @@
       </w:r>
     </w:p>
     <w:p>
-      <w:pPr/>
-      <w:r>
-        <w:t xml:space="preserve">Covers learning outcomes 34.2.1, 34.2.2, 34.2.3, 34.2.4</w:t>
-      </w:r>
-    </w:p>
-    <w:p>
       <w:pPr>
         <w:pStyle w:val="Heading1"/>
       </w:pPr>
@@ -1939,12 +1459,6 @@
       </w:r>
     </w:p>
     <w:p>
-      <w:pPr/>
-      <w:r>
-        <w:t xml:space="preserve">Covers learning outcomes 34.3.1, 34.3.2, 34.3.3</w:t>
-      </w:r>
-    </w:p>
-    <w:p>
       <w:pPr>
         <w:pStyle w:val="Heading1"/>
       </w:pPr>
@@ -1953,12 +1467,6 @@
       </w:r>
     </w:p>
     <w:p>
-      <w:pPr/>
-      <w:r>
-        <w:t xml:space="preserve">Covers learning outcomes 34.4.1, 34.4.2, 34.4.3</w:t>
-      </w:r>
-    </w:p>
-    <w:p>
       <w:pPr>
         <w:pStyle w:val="Heading1"/>
       </w:pPr>
@@ -1991,12 +1499,6 @@
       </w:r>
     </w:p>
     <w:p>
-      <w:pPr/>
-      <w:r>
-        <w:t xml:space="preserve">Covers learning outcomes 35.1.1, 35.1.2, 35.1.3, 35.1.4</w:t>
-      </w:r>
-    </w:p>
-    <w:p>
       <w:pPr>
         <w:pStyle w:val="Heading1"/>
       </w:pPr>
@@ -2005,12 +1507,6 @@
       </w:r>
     </w:p>
     <w:p>
-      <w:pPr/>
-      <w:r>
-        <w:t xml:space="preserve">Covers learning outcomes 35.2.1, 35.2.2</w:t>
-      </w:r>
-    </w:p>
-    <w:p>
       <w:pPr>
         <w:pStyle w:val="Heading1"/>
       </w:pPr>
@@ -2019,12 +1515,6 @@
       </w:r>
     </w:p>
     <w:p>
-      <w:pPr/>
-      <w:r>
-        <w:t xml:space="preserve">Covers learning outcomes 35.3.1, 35.3.2, 35.3.3</w:t>
-      </w:r>
-    </w:p>
-    <w:p>
       <w:pPr>
         <w:pStyle w:val="Heading1"/>
       </w:pPr>
@@ -2057,12 +1547,6 @@
       </w:r>
     </w:p>
     <w:p>
-      <w:pPr/>
-      <w:r>
-        <w:t xml:space="preserve">Covers learning outcomes 36.1.1, 36.1.2, 36.1.3</w:t>
-      </w:r>
-    </w:p>
-    <w:p>
       <w:pPr>
         <w:pStyle w:val="Heading1"/>
       </w:pPr>
@@ -2095,12 +1579,6 @@
       </w:r>
     </w:p>
     <w:p>
-      <w:pPr/>
-      <w:r>
-        <w:t xml:space="preserve">Covers learning outcomes 37.1.1, 37.1.2, 37.1.3</w:t>
-      </w:r>
-    </w:p>
-    <w:p>
       <w:pPr>
         <w:pStyle w:val="Heading1"/>
       </w:pPr>
@@ -2109,12 +1587,6 @@
       </w:r>
     </w:p>
     <w:p>
-      <w:pPr/>
-      <w:r>
-        <w:t xml:space="preserve">Covers learning outcomes 37.2.1, 37.2.2, 37.2.3</w:t>
-      </w:r>
-    </w:p>
-    <w:p>
       <w:pPr>
         <w:pStyle w:val="Heading1"/>
       </w:pPr>
@@ -2123,23 +1595,11 @@
       </w:r>
     </w:p>
     <w:p>
-      <w:pPr/>
-      <w:r>
-        <w:t xml:space="preserve">Covers learning outcomes 37.3.1, 37.3.2</w:t>
-      </w:r>
-    </w:p>
-    <w:p>
       <w:pPr>
         <w:pStyle w:val="Heading1"/>
       </w:pPr>
       <w:r>
         <w:t xml:space="preserve">37.4 Proton (1H) NMR spectroscopy</w:t>
-      </w:r>
-    </w:p>
-    <w:p>
-      <w:pPr/>
-      <w:r>
-        <w:t xml:space="preserve">Covers learning outcomes 37.4.1, 37.4.2, 37.4.3, 37.4.4, 37.4.5</w:t>
       </w:r>
     </w:p>
     <w:p>
